--- a/Arbeitsblaetter/AB02_zu_Vorlesung_01a-2_-_Grundlagen_unternehmerischen_Handelns.docx
+++ b/Arbeitsblaetter/AB02_zu_Vorlesung_01a-2_-_Grundlagen_unternehmerischen_Handelns.docx
@@ -61,7 +61,7 @@
             <w:r>
               <w:rPr>
                 <w:b/>
-                <w:sz w:val="20"/>
+                <w:sz w:val="22"/>
               </w:rPr>
               <w:t>Sitzung am:</w:t>
             </w:r>
@@ -82,7 +82,7 @@
             <w:r>
               <w:rPr>
                 <w:b/>
-                <w:sz w:val="20"/>
+                <w:sz w:val="22"/>
               </w:rPr>
             </w:r>
           </w:p>
@@ -99,7 +99,7 @@
             <w:r>
               <w:rPr>
                 <w:b/>
-                <w:sz w:val="20"/>
+                <w:sz w:val="22"/>
               </w:rPr>
               <w:t>Pseudonym:</w:t>
             </w:r>
@@ -120,7 +120,7 @@
             <w:r>
               <w:rPr>
                 <w:b/>
-                <w:sz w:val="20"/>
+                <w:sz w:val="22"/>
               </w:rPr>
             </w:r>
           </w:p>
@@ -135,7 +135,7 @@
       <w:r>
         <w:rPr>
           <w:color w:val="666666"/>
-          <w:sz w:val="16"/>
+          <w:sz w:val="22"/>
         </w:rPr>
         <w:t>Pseudonym: selbst gewählt, ein Wort, max. 15 Buchstaben</w:t>
       </w:r>
@@ -152,7 +152,7 @@
         <w:rPr>
           <w:b/>
           <w:color w:val="1F4E79"/>
-          <w:sz w:val="19"/>
+          <w:sz w:val="22"/>
         </w:rPr>
         <w:t>VOR- UND NACHBEREITUNG DER SITZUNG</w:t>
       </w:r>
@@ -166,7 +166,7 @@
         <w:rPr>
           <w:b w:val="0"/>
           <w:i w:val="0"/>
-          <w:sz w:val="20"/>
+          <w:sz w:val="22"/>
         </w:rPr>
         <w:t>Sehen Sie sich das Video bzw. den Foliensatz „Grundlagen unternehmerischen Handelns“ an (CampUAS)</w:t>
       </w:r>
@@ -183,7 +183,7 @@
         <w:rPr>
           <w:b/>
           <w:color w:val="1F4E79"/>
-          <w:sz w:val="19"/>
+          <w:sz w:val="22"/>
         </w:rPr>
         <w:t>AUFGABEN</w:t>
       </w:r>
@@ -227,7 +227,7 @@
         <w:rPr>
           <w:i/>
           <w:color w:val="666666"/>
-          <w:sz w:val="20"/>
+          <w:sz w:val="22"/>
         </w:rPr>
         <w:t xml:space="preserve">  (1 Satz)</w:t>
       </w:r>
@@ -339,7 +339,7 @@
         <w:rPr>
           <w:i/>
           <w:color w:val="666666"/>
-          <w:sz w:val="20"/>
+          <w:sz w:val="22"/>
         </w:rPr>
         <w:t xml:space="preserve">  (ca. 60 Worte)</w:t>
       </w:r>
@@ -384,7 +384,7 @@
             <w:r>
               <w:rPr>
                 <w:b/>
-                <w:sz w:val="20"/>
+                <w:sz w:val="22"/>
               </w:rPr>
               <w:t xml:space="preserve">Vorher:</w:t>
             </w:r>
@@ -437,7 +437,7 @@
             <w:r>
               <w:rPr>
                 <w:b/>
-                <w:sz w:val="20"/>
+                <w:sz w:val="22"/>
               </w:rPr>
               <w:t xml:space="preserve">Innovation:</w:t>
             </w:r>
@@ -490,7 +490,7 @@
             <w:r>
               <w:rPr>
                 <w:b/>
-                <w:sz w:val="20"/>
+                <w:sz w:val="22"/>
               </w:rPr>
               <w:t xml:space="preserve">Danach / verdrängt:</w:t>
             </w:r>
@@ -543,7 +543,7 @@
         <w:rPr>
           <w:i/>
           <w:color w:val="666666"/>
-          <w:sz w:val="20"/>
+          <w:sz w:val="22"/>
         </w:rPr>
         <w:t xml:space="preserve">  (2 Sätze)</w:t>
       </w:r>
@@ -903,7 +903,7 @@
             <w:r>
               <w:rPr>
                 <w:b/>
-                <w:sz w:val="20"/>
+                <w:sz w:val="22"/>
               </w:rPr>
               <w:t xml:space="preserve">Ebene</w:t>
             </w:r>
@@ -921,7 +921,7 @@
             <w:r>
               <w:rPr>
                 <w:b/>
-                <w:sz w:val="20"/>
+                <w:sz w:val="22"/>
               </w:rPr>
               <w:t xml:space="preserve">Beispiel aus dem Unternehmen: ……………………………</w:t>
             </w:r>
@@ -1074,7 +1074,7 @@
             <w:r>
               <w:rPr>
                 <w:b/>
-                <w:sz w:val="20"/>
+                <w:sz w:val="22"/>
               </w:rPr>
               <w:t>Kognitive Kompetenzen</w:t>
             </w:r>
@@ -1093,7 +1093,7 @@
             <w:r>
               <w:rPr>
                 <w:b/>
-                <w:sz w:val="20"/>
+                <w:sz w:val="22"/>
               </w:rPr>
               <w:t>Motivationsbezogene Kompetenzen</w:t>
             </w:r>
@@ -1112,7 +1112,7 @@
             <w:r>
               <w:rPr>
                 <w:b/>
-                <w:sz w:val="20"/>
+                <w:sz w:val="22"/>
               </w:rPr>
               <w:t>Soziale Kompetenzen</w:t>
             </w:r>
@@ -1131,7 +1131,7 @@
             <w:r>
               <w:rPr>
                 <w:b/>
-                <w:sz w:val="20"/>
+                <w:sz w:val="22"/>
               </w:rPr>
               <w:t>Organisatorische Kompetenzen</w:t>
             </w:r>
@@ -1393,7 +1393,7 @@
             <w:r>
               <w:rPr>
                 <w:b/>
-                <w:sz w:val="20"/>
+                <w:sz w:val="22"/>
               </w:rPr>
               <w:t xml:space="preserve">1.</w:t>
             </w:r>
@@ -1423,7 +1423,7 @@
             <w:r>
               <w:rPr>
                 <w:b/>
-                <w:sz w:val="20"/>
+                <w:sz w:val="22"/>
               </w:rPr>
               <w:t xml:space="preserve">2.</w:t>
             </w:r>
@@ -1452,7 +1452,7 @@
             <w:r>
               <w:rPr>
                 <w:b/>
-                <w:sz w:val="20"/>
+                <w:sz w:val="22"/>
               </w:rPr>
               <w:t xml:space="preserve">3.</w:t>
             </w:r>
@@ -1483,7 +1483,7 @@
         <w:rPr>
           <w:i/>
           <w:color w:val="666666"/>
-          <w:sz w:val="20"/>
+          <w:sz w:val="22"/>
         </w:rPr>
         <w:t xml:space="preserve">  (ca. 3 Sätze)</w:t>
       </w:r>
@@ -1677,7 +1677,7 @@
             <w:r>
               <w:rPr>
                 <w:b/>
-                <w:sz w:val="20"/>
+                <w:sz w:val="22"/>
               </w:rPr>
               <w:t xml:space="preserve">Phase</w:t>
             </w:r>
@@ -1695,7 +1695,7 @@
             <w:r>
               <w:rPr>
                 <w:b/>
-                <w:sz w:val="20"/>
+                <w:sz w:val="22"/>
               </w:rPr>
               <w:t xml:space="preserve">Erfolgsfaktor</w:t>
             </w:r>
@@ -1718,7 +1718,7 @@
             <w:r>
               <w:rPr>
                 <w:b/>
-                <w:sz w:val="20"/>
+                <w:sz w:val="22"/>
               </w:rPr>
               <w:t xml:space="preserve">1.</w:t>
             </w:r>
@@ -1761,7 +1761,7 @@
             <w:r>
               <w:rPr>
                 <w:b/>
-                <w:sz w:val="20"/>
+                <w:sz w:val="22"/>
               </w:rPr>
               <w:t xml:space="preserve">2.</w:t>
             </w:r>
@@ -1804,7 +1804,7 @@
             <w:r>
               <w:rPr>
                 <w:b/>
-                <w:sz w:val="20"/>
+                <w:sz w:val="22"/>
               </w:rPr>
               <w:t xml:space="preserve">3.</w:t>
             </w:r>
@@ -1847,7 +1847,7 @@
             <w:r>
               <w:rPr>
                 <w:b/>
-                <w:sz w:val="20"/>
+                <w:sz w:val="22"/>
               </w:rPr>
               <w:t xml:space="preserve">4.</w:t>
             </w:r>
@@ -1887,7 +1887,7 @@
             <w:r>
               <w:rPr>
                 <w:b/>
-                <w:sz w:val="20"/>
+                <w:sz w:val="22"/>
               </w:rPr>
               <w:t xml:space="preserve">5.</w:t>
             </w:r>
@@ -1930,7 +1930,7 @@
         <w:rPr>
           <w:i/>
           <w:color w:val="666666"/>
-          <w:sz w:val="20"/>
+          <w:sz w:val="22"/>
         </w:rPr>
         <w:t xml:space="preserve">  (ca. 3 Sätze)</w:t>
       </w:r>
@@ -2097,7 +2097,7 @@
               <w:rPr>
                 <w:b w:val="0"/>
                 <w:i/>
-                <w:sz w:val="20"/>
+                <w:sz w:val="22"/>
               </w:rPr>
               <w:t>Wenden Sie die Inhalte dieser Sitzung auf Ihr Business aus AB 01 an.</w:t>
             </w:r>
@@ -2113,7 +2113,7 @@
             <w:r>
               <w:rPr>
                 <w:b/>
-                <w:sz w:val="20"/>
+                <w:sz w:val="22"/>
               </w:rPr>
               <w:t xml:space="preserve">Mein Unternehmen: </w:t>
             </w:r>
@@ -2136,7 +2136,7 @@
               <w:rPr>
                 <w:i/>
                 <w:color w:val="666666"/>
-                <w:sz w:val="20"/>
+                <w:sz w:val="22"/>
               </w:rPr>
               <w:t xml:space="preserve">  (2–3 Sätze)</w:t>
             </w:r>
@@ -2283,14 +2283,14 @@
               <w:rPr>
                 <w:b/>
                 <w:color w:val="1F4E79"/>
-                <w:sz w:val="19"/>
+                <w:sz w:val="22"/>
               </w:rPr>
               <w:t xml:space="preserve">Baustein für:  </w:t>
             </w:r>
             <w:r>
               <w:rPr>
                 <w:color w:val="1F4E79"/>
-                <w:sz w:val="19"/>
+                <w:sz w:val="22"/>
               </w:rPr>
               <w:t>Gründungspitch: Gründungstyp</w:t>
             </w:r>
